--- a/spa/docx/17.content.docx
+++ b/spa/docx/17.content.docx
@@ -19,7 +19,7 @@
         <w:rPr>
           <w:lang w:val="es_ES" w:bidi="es_ES"/>
         </w:rPr>
-        <w:t>Resource: Notas de Estudio - Introducciones a los Libros (Tyndale)</w:t>
+        <w:t>Resource: Tyndale Open Study Notes</w:t>
       </w:r>
       <w:r>
         <w:rPr>
@@ -112,7 +112,7 @@
         <w:rPr>
           <w:lang w:val="es_ES" w:bidi="es_ES"/>
         </w:rPr>
-        <w:t>Notas de Estudio - Introducciones a los Libros (Tyndale)</w:t>
+        <w:t>Tyndale Open Study Notes</w:t>
       </w:r>
     </w:p>
     <w:p>

--- a/spa/docx/17.content.docx
+++ b/spa/docx/17.content.docx
@@ -19,7 +19,7 @@
         <w:rPr>
           <w:lang w:val="es_ES" w:bidi="es_ES"/>
         </w:rPr>
-        <w:t>Resource: Tyndale Open Study Notes</w:t>
+        <w:t>Resource: Aquifer Open Study Notes (Book Intros)</w:t>
       </w:r>
       <w:r>
         <w:rPr>
@@ -112,7 +112,7 @@
         <w:rPr>
           <w:lang w:val="es_ES" w:bidi="es_ES"/>
         </w:rPr>
-        <w:t>Tyndale Open Study Notes</w:t>
+        <w:t>Aquifer Open Study Notes (Book Intros)</w:t>
       </w:r>
     </w:p>
     <w:p>

--- a/spa/docx/17.content.docx
+++ b/spa/docx/17.content.docx
@@ -270,36 +270,24 @@
         </w:rPr>
         <w:t xml:space="preserve"> de Persia (486–465 a.C.). En una generación anterior (538 a.C.), aproximadamente cincuenta mil personas habían regresado a Judea desde Babilonia (</w:t>
       </w:r>
-      <w:hyperlink r:id="rId13">
-        <w:r>
-          <w:rPr>
-            <w:lang w:val="es_ES" w:bidi="es_ES"/>
-          </w:rPr>
-          <w:rPr>
-            <w:color w:val="0000EE"/>
-            <w:u w:val="single"/>
-          </w:rPr>
-          <w:t>Esd 1:1–5,</w:t>
-        </w:r>
-      </w:hyperlink>
+      <w:r>
+        <w:rPr>
+          <w:lang w:val="es_ES" w:bidi="es_ES"/>
+        </w:rPr>
+        <w:t>Esd 1:1–5,</w:t>
+      </w:r>
       <w:r>
         <w:rPr>
           <w:lang w:val="es_ES" w:bidi="es_ES"/>
         </w:rPr>
         <w:t xml:space="preserve"> </w:t>
       </w:r>
-      <w:hyperlink r:id="rId14">
-        <w:r>
-          <w:rPr>
-            <w:lang w:val="es_ES" w:bidi="es_ES"/>
-          </w:rPr>
-          <w:rPr>
-            <w:color w:val="0000EE"/>
-            <w:u w:val="single"/>
-          </w:rPr>
-          <w:t>2:64–67</w:t>
-        </w:r>
-      </w:hyperlink>
+      <w:r>
+        <w:rPr>
+          <w:lang w:val="es_ES" w:bidi="es_ES"/>
+        </w:rPr>
+        <w:t>2:64–67</w:t>
+      </w:r>
       <w:r>
         <w:rPr>
           <w:lang w:val="es_ES" w:bidi="es_ES"/>
@@ -345,18 +333,12 @@
         </w:rPr>
         <w:t>Cuando el rey Jerjes organizó un banquete lujoso para los principales líderes persas, la reina Vasti se negó a mostrar su belleza. Como resultado, Jerjes la depuso y buscó una nueva reina (</w:t>
       </w:r>
-      <w:hyperlink r:id="rId15">
-        <w:r>
-          <w:rPr>
-            <w:lang w:val="es_ES" w:bidi="es_ES"/>
-          </w:rPr>
-          <w:rPr>
-            <w:color w:val="0000EE"/>
-            <w:u w:val="single"/>
-          </w:rPr>
-          <w:t>1:1–2:4</w:t>
-        </w:r>
-      </w:hyperlink>
+      <w:r>
+        <w:rPr>
+          <w:lang w:val="es_ES" w:bidi="es_ES"/>
+        </w:rPr>
+        <w:t>1:1–2:4</w:t>
+      </w:r>
       <w:r>
         <w:rPr>
           <w:lang w:val="es_ES" w:bidi="es_ES"/>
@@ -375,18 +357,12 @@
         </w:rPr>
         <w:t xml:space="preserve"> (</w:t>
       </w:r>
-      <w:hyperlink r:id="rId16">
-        <w:r>
-          <w:rPr>
-            <w:lang w:val="es_ES" w:bidi="es_ES"/>
-          </w:rPr>
-          <w:rPr>
-            <w:color w:val="0000EE"/>
-            <w:u w:val="single"/>
-          </w:rPr>
-          <w:t>2:5–18</w:t>
-        </w:r>
-      </w:hyperlink>
+      <w:r>
+        <w:rPr>
+          <w:lang w:val="es_ES" w:bidi="es_ES"/>
+        </w:rPr>
+        <w:t>2:5–18</w:t>
+      </w:r>
       <w:r>
         <w:rPr>
           <w:lang w:val="es_ES" w:bidi="es_ES"/>
@@ -431,54 +407,36 @@
         </w:rPr>
         <w:t xml:space="preserve"> se negó a inclinarse ante Amán, el funcionario más alto de Jerjes, lo que llevó al complot vengativo de Amán para matar a todos los judíos en el imperio (</w:t>
       </w:r>
-      <w:hyperlink r:id="rId17">
-        <w:r>
-          <w:rPr>
-            <w:lang w:val="es_ES" w:bidi="es_ES"/>
-          </w:rPr>
-          <w:rPr>
-            <w:color w:val="0000EE"/>
-            <w:u w:val="single"/>
-          </w:rPr>
-          <w:t>2:19–3:15</w:t>
-        </w:r>
-      </w:hyperlink>
+      <w:r>
+        <w:rPr>
+          <w:lang w:val="es_ES" w:bidi="es_ES"/>
+        </w:rPr>
+        <w:t>2:19–3:15</w:t>
+      </w:r>
       <w:r>
         <w:rPr>
           <w:lang w:val="es_ES" w:bidi="es_ES"/>
         </w:rPr>
         <w:t>). Mientras la comunidad judía oraba (</w:t>
       </w:r>
-      <w:hyperlink r:id="rId18">
-        <w:r>
-          <w:rPr>
-            <w:lang w:val="es_ES" w:bidi="es_ES"/>
-          </w:rPr>
-          <w:rPr>
-            <w:color w:val="0000EE"/>
-            <w:u w:val="single"/>
-          </w:rPr>
-          <w:t>4:16</w:t>
-        </w:r>
-      </w:hyperlink>
+      <w:r>
+        <w:rPr>
+          <w:lang w:val="es_ES" w:bidi="es_ES"/>
+        </w:rPr>
+        <w:t>4:16</w:t>
+      </w:r>
       <w:r>
         <w:rPr>
           <w:lang w:val="es_ES" w:bidi="es_ES"/>
         </w:rPr>
         <w:t>), Ester arriesgó su vida al acercarse al rey sin ser invitada y solicitó al rey y a Amán que asistieran a un banquete (</w:t>
       </w:r>
-      <w:hyperlink r:id="rId19">
-        <w:r>
-          <w:rPr>
-            <w:lang w:val="es_ES" w:bidi="es_ES"/>
-          </w:rPr>
-          <w:rPr>
-            <w:color w:val="0000EE"/>
-            <w:u w:val="single"/>
-          </w:rPr>
-          <w:t>cap. 4</w:t>
-        </w:r>
-      </w:hyperlink>
+      <w:r>
+        <w:rPr>
+          <w:lang w:val="es_ES" w:bidi="es_ES"/>
+        </w:rPr>
+        <w:t>cap. 4</w:t>
+      </w:r>
       <w:r>
         <w:rPr>
           <w:lang w:val="es_ES" w:bidi="es_ES"/>
@@ -497,18 +455,12 @@
         </w:rPr>
         <w:t xml:space="preserve"> (</w:t>
       </w:r>
-      <w:hyperlink r:id="rId20">
-        <w:r>
-          <w:rPr>
-            <w:lang w:val="es_ES" w:bidi="es_ES"/>
-          </w:rPr>
-          <w:rPr>
-            <w:color w:val="0000EE"/>
-            <w:u w:val="single"/>
-          </w:rPr>
-          <w:t>5:14</w:t>
-        </w:r>
-      </w:hyperlink>
+      <w:r>
+        <w:rPr>
+          <w:lang w:val="es_ES" w:bidi="es_ES"/>
+        </w:rPr>
+        <w:t>5:14</w:t>
+      </w:r>
       <w:r>
         <w:rPr>
           <w:lang w:val="es_ES" w:bidi="es_ES"/>
@@ -553,36 +505,24 @@
         </w:rPr>
         <w:t>, lo que resultó ser un giro humillante de los acontecimientos para Amán (</w:t>
       </w:r>
-      <w:hyperlink r:id="rId21">
-        <w:r>
-          <w:rPr>
-            <w:lang w:val="es_ES" w:bidi="es_ES"/>
-          </w:rPr>
-          <w:rPr>
-            <w:color w:val="0000EE"/>
-            <w:u w:val="single"/>
-          </w:rPr>
-          <w:t>cap. 6</w:t>
-        </w:r>
-      </w:hyperlink>
+      <w:r>
+        <w:rPr>
+          <w:lang w:val="es_ES" w:bidi="es_ES"/>
+        </w:rPr>
+        <w:t>cap. 6</w:t>
+      </w:r>
       <w:r>
         <w:rPr>
           <w:lang w:val="es_ES" w:bidi="es_ES"/>
         </w:rPr>
         <w:t>). Luego, en el banquete, Ester reveló que el complot de Amán era un ataque personal contra su pueblo. Amán fue empalado en su propia estaca, y luego ejecutado en su propia horca (</w:t>
       </w:r>
-      <w:hyperlink r:id="rId22">
-        <w:r>
-          <w:rPr>
-            <w:lang w:val="es_ES" w:bidi="es_ES"/>
-          </w:rPr>
-          <w:rPr>
-            <w:color w:val="0000EE"/>
-            <w:u w:val="single"/>
-          </w:rPr>
-          <w:t>cap. 7</w:t>
-        </w:r>
-      </w:hyperlink>
+      <w:r>
+        <w:rPr>
+          <w:lang w:val="es_ES" w:bidi="es_ES"/>
+        </w:rPr>
+        <w:t>cap. 7</w:t>
+      </w:r>
       <w:r>
         <w:rPr>
           <w:lang w:val="es_ES" w:bidi="es_ES"/>
@@ -603,36 +543,24 @@
         </w:rPr>
         <w:t>El rey Jerjes permitió que el pueblo judío se defendiera de sus enemigos (</w:t>
       </w:r>
-      <w:hyperlink r:id="rId23">
-        <w:r>
-          <w:rPr>
-            <w:lang w:val="es_ES" w:bidi="es_ES"/>
-          </w:rPr>
-          <w:rPr>
-            <w:color w:val="0000EE"/>
-            <w:u w:val="single"/>
-          </w:rPr>
-          <w:t>8:1–14</w:t>
-        </w:r>
-      </w:hyperlink>
+      <w:r>
+        <w:rPr>
+          <w:lang w:val="es_ES" w:bidi="es_ES"/>
+        </w:rPr>
+        <w:t>8:1–14</w:t>
+      </w:r>
       <w:r>
         <w:rPr>
           <w:lang w:val="es_ES" w:bidi="es_ES"/>
         </w:rPr>
         <w:t>). Los judíos se alegraron, Mardochêo fue ascendido, y los hijos de Amán fueron ejecutados (</w:t>
       </w:r>
-      <w:hyperlink r:id="rId24">
-        <w:r>
-          <w:rPr>
-            <w:lang w:val="es_ES" w:bidi="es_ES"/>
-          </w:rPr>
-          <w:rPr>
-            <w:color w:val="0000EE"/>
-            <w:u w:val="single"/>
-          </w:rPr>
-          <w:t>9:1–17</w:t>
-        </w:r>
-      </w:hyperlink>
+      <w:r>
+        <w:rPr>
+          <w:lang w:val="es_ES" w:bidi="es_ES"/>
+        </w:rPr>
+        <w:t>9:1–17</w:t>
+      </w:r>
       <w:r>
         <w:rPr>
           <w:lang w:val="es_ES" w:bidi="es_ES"/>
@@ -689,18 +617,12 @@
         </w:rPr>
         <w:t>El libro de Ester es una narrativa biográfica similar al relato de José (</w:t>
       </w:r>
-      <w:hyperlink r:id="rId25">
-        <w:r>
-          <w:rPr>
-            <w:lang w:val="es_ES" w:bidi="es_ES"/>
-          </w:rPr>
-          <w:rPr>
-            <w:color w:val="0000EE"/>
-            <w:u w:val="single"/>
-          </w:rPr>
-          <w:t>Gn 37–48</w:t>
-        </w:r>
-      </w:hyperlink>
+      <w:r>
+        <w:rPr>
+          <w:lang w:val="es_ES" w:bidi="es_ES"/>
+        </w:rPr>
+        <w:t>Gn 37–48</w:t>
+      </w:r>
       <w:r>
         <w:rPr>
           <w:lang w:val="es_ES" w:bidi="es_ES"/>
@@ -721,36 +643,24 @@
         </w:rPr>
         <w:t xml:space="preserve">Por otro lado, la precisión histórica del libro está respaldada porque (a) el libro utiliza nombres, títulos y costumbres persas auténticos; (b) en otros contextos, Dios trabaja detrás de escena para usar coincidencias improbables para su gloria (por ejemplo, </w:t>
       </w:r>
-      <w:hyperlink r:id="rId25">
-        <w:r>
-          <w:rPr>
-            <w:lang w:val="es_ES" w:bidi="es_ES"/>
-          </w:rPr>
-          <w:rPr>
-            <w:color w:val="0000EE"/>
-            <w:u w:val="single"/>
-          </w:rPr>
-          <w:t>Gn 37–48,</w:t>
-        </w:r>
-      </w:hyperlink>
+      <w:r>
+        <w:rPr>
+          <w:lang w:val="es_ES" w:bidi="es_ES"/>
+        </w:rPr>
+        <w:t>Gn 37–48,</w:t>
+      </w:r>
       <w:r>
         <w:rPr>
           <w:lang w:val="es_ES" w:bidi="es_ES"/>
         </w:rPr>
         <w:t xml:space="preserve"> </w:t>
       </w:r>
-      <w:hyperlink r:id="rId26">
-        <w:r>
-          <w:rPr>
-            <w:lang w:val="es_ES" w:bidi="es_ES"/>
-          </w:rPr>
-          <w:rPr>
-            <w:color w:val="0000EE"/>
-            <w:u w:val="single"/>
-          </w:rPr>
-          <w:t>Rt 1–4</w:t>
-        </w:r>
-      </w:hyperlink>
+      <w:r>
+        <w:rPr>
+          <w:lang w:val="es_ES" w:bidi="es_ES"/>
+        </w:rPr>
+        <w:t>Rt 1–4</w:t>
+      </w:r>
       <w:r>
         <w:rPr>
           <w:lang w:val="es_ES" w:bidi="es_ES"/>
@@ -807,18 +717,12 @@
         </w:rPr>
         <w:t xml:space="preserve">Aunque el libro de Ester nunca menciona a Dios, su propósito central es demostrar que Dios actúa providencialmente para cuidar de su pueblo. Dios utilizó la arrogancia ebria de Jerjes para elevar a Ester a una posición de influencia (caps. </w:t>
       </w:r>
-      <w:hyperlink r:id="rId27">
-        <w:r>
-          <w:rPr>
-            <w:lang w:val="es_ES" w:bidi="es_ES"/>
-          </w:rPr>
-          <w:rPr>
-            <w:color w:val="0000EE"/>
-            <w:u w:val="single"/>
-          </w:rPr>
-          <w:t>1–2</w:t>
-        </w:r>
-      </w:hyperlink>
+      <w:r>
+        <w:rPr>
+          <w:lang w:val="es_ES" w:bidi="es_ES"/>
+        </w:rPr>
+        <w:t>1–2</w:t>
+      </w:r>
       <w:r>
         <w:rPr>
           <w:lang w:val="es_ES" w:bidi="es_ES"/>
